--- a/docs/2 этап 1.docx
+++ b/docs/2 этап 1.docx
@@ -902,6 +902,7 @@
         </w:tc>
       </w:tr>
     </w:tbl>
+    <w:bookmarkEnd w:id="1"/>
     <w:p>
       <w:pPr>
         <w:spacing w:before="360" w:after="0" w:line="360" w:lineRule="auto"/>
@@ -912,8 +913,6 @@
           <w:lang w:eastAsia="ru-RU"/>
         </w:rPr>
       </w:pPr>
-      <w:bookmarkStart w:id="2" w:name="_GoBack"/>
-      <w:bookmarkEnd w:id="1"/>
       <w:r>
         <w:rPr>
           <w:rFonts w:ascii="Times New Roman" w:hAnsi="Times New Roman" w:cs="Times New Roman"/>
@@ -970,7 +969,6 @@
           </wp:inline>
         </w:drawing>
       </w:r>
-      <w:bookmarkEnd w:id="2"/>
     </w:p>
     <w:p>
       <w:pPr>
@@ -1048,7 +1046,7 @@
                 <w:szCs w:val="28"/>
               </w:rPr>
             </w:pPr>
-            <w:bookmarkStart w:id="3" w:name="_Hlk240814765"/>
+            <w:bookmarkStart w:id="2" w:name="_Hlk240814765"/>
             <w:r>
               <w:rPr>
                 <w:rFonts w:ascii="Times New Roman" w:hAnsi="Times New Roman" w:cs="Times New Roman"/>
@@ -1643,7 +1641,7 @@
         </w:tc>
       </w:tr>
     </w:tbl>
-    <w:bookmarkEnd w:id="3"/>
+    <w:bookmarkEnd w:id="2"/>
     <w:p>
       <w:pPr>
         <w:spacing w:after="0" w:line="240" w:lineRule="auto"/>
@@ -1796,7 +1794,7 @@
                 <w:szCs w:val="28"/>
               </w:rPr>
             </w:pPr>
-            <w:bookmarkStart w:id="4" w:name="_Hlk240817059"/>
+            <w:bookmarkStart w:id="3" w:name="_Hlk240817059"/>
             <w:r>
               <w:rPr>
                 <w:rFonts w:ascii="Times New Roman" w:hAnsi="Times New Roman" w:cs="Times New Roman"/>
@@ -2481,7 +2479,7 @@
         </w:tc>
       </w:tr>
     </w:tbl>
-    <w:bookmarkEnd w:id="4"/>
+    <w:bookmarkEnd w:id="3"/>
     <w:p>
       <w:pPr>
         <w:spacing w:after="0" w:line="240" w:lineRule="auto"/>
@@ -2552,6 +2550,7 @@
     </w:p>
     <w:p>
       <w:pPr>
+        <w:spacing w:after="240" w:line="360" w:lineRule="auto"/>
         <w:jc w:val="center"/>
         <w:rPr>
           <w:rFonts w:ascii="Times New Roman" w:hAnsi="Times New Roman" w:cs="Times New Roman"/>
@@ -2576,7 +2575,44 @@
         <w:t>UC3. Создание и редактирование профиля требований</w:t>
       </w:r>
     </w:p>
-    <w:p/>
+    <w:p>
+      <w:pPr>
+        <w:spacing w:after="0" w:line="360" w:lineRule="auto"/>
+        <w:ind w:firstLine="709"/>
+        <w:jc w:val="both"/>
+        <w:rPr>
+          <w:rFonts w:ascii="Times New Roman" w:hAnsi="Times New Roman" w:cs="Times New Roman"/>
+          <w:sz w:val="28"/>
+          <w:szCs w:val="28"/>
+        </w:rPr>
+      </w:pPr>
+      <w:r>
+        <w:rPr>
+          <w:rFonts w:ascii="Times New Roman" w:hAnsi="Times New Roman" w:cs="Times New Roman"/>
+          <w:sz w:val="28"/>
+          <w:szCs w:val="28"/>
+        </w:rPr>
+        <w:t xml:space="preserve">Методический отдел (StH-03) является заинтересованной стороной. Его цели достигаются за счёт функциональности, которую используют </w:t>
+      </w:r>
+      <w:r>
+        <w:rPr>
+          <w:rFonts w:ascii="Times New Roman" w:hAnsi="Times New Roman" w:cs="Times New Roman"/>
+          <w:sz w:val="28"/>
+          <w:szCs w:val="28"/>
+        </w:rPr>
+        <w:t>авторы и преподаватели/учителя</w:t>
+      </w:r>
+      <w:r>
+        <w:rPr>
+          <w:rFonts w:ascii="Times New Roman" w:hAnsi="Times New Roman" w:cs="Times New Roman"/>
+          <w:sz w:val="28"/>
+          <w:szCs w:val="28"/>
+        </w:rPr>
+        <w:t>.</w:t>
+      </w:r>
+      <w:bookmarkStart w:id="4" w:name="_GoBack"/>
+      <w:bookmarkEnd w:id="4"/>
+    </w:p>
     <w:sectPr>
       <w:pgSz w:w="11906" w:h="16838"/>
       <w:pgMar w:top="1134" w:right="850" w:bottom="1134" w:left="1701" w:header="708" w:footer="708" w:gutter="0"/>
